--- a/tech_blog_output/kimi_k3_vllm/final/blog.docx
+++ b/tech_blog_output/kimi_k3_vllm/final/blog.docx
@@ -92,7 +92,7 @@
           <w:color w:val="626B75"/>
           <w:sz w:val="20"/>
         </w:rPr>
-        <w:t>2026-08-02</w:t>
+        <w:t>2026-08-05</w:t>
       </w:r>
       <w:r>
         <w:br w:type="page"/>
@@ -102,6 +102,48 @@
       <w:pPr>
         <w:pStyle w:val="Lead"/>
       </w:pPr>
+      <w:r>
+        <w:rPr>
+          <w:b/>
+        </w:rPr>
+        <w:t>原视频</w:t>
+      </w:r>
+      <w:r>
+        <w:t>：</w:t>
+      </w:r>
+      <w:hyperlink r:id="rId11">
+        <w:r>
+          <w:rPr>
+            <w:color w:val="0563C1"/>
+            <w:u w:val="single"/>
+          </w:rPr>
+          <w:t>Day-0 Kimi K3 Support</w:t>
+        </w:r>
+      </w:hyperlink>
+      <w:r>
+        <w:t xml:space="preserve"> · </w:t>
+      </w:r>
+      <w:r>
+        <w:rPr>
+          <w:b/>
+        </w:rPr>
+        <w:t>配套资料</w:t>
+      </w:r>
+      <w:r>
+        <w:t>：</w:t>
+      </w:r>
+      <w:hyperlink r:id="rId12">
+        <w:r>
+          <w:rPr>
+            <w:color w:val="0563C1"/>
+            <w:u w:val="single"/>
+          </w:rPr>
+          <w:t>Kimi K3 vLLM Tech Share</w:t>
+        </w:r>
+      </w:hyperlink>
+    </w:p>
+    <w:p>
+      <w:pPr/>
       <w:r>
         <w:t>Kimi K3 将总参数量从 1.04T 推高到 2.78T，同时引入了 KDA 与 LatentMoE 两项新架构。这种混合设计在模型层面控制了通信和内存开销，却在推理系统层面引发了一连串级联故障——KV Cache 的追加写入假设被打破、物理块大小被迫膨胀到 6 000+ token、前缀缓存命中率断崖式下跌。本文沿着"模型架构 → 内存分配 → 缓存策略 → 算子执行 → 性能验证"的因果链，完整拆解 vLLM 团队在工程层面的应对方案。</w:t>
       </w:r>
@@ -183,7 +225,7 @@
         <w:spacing w:after="80" w:line="290" w:lineRule="auto"/>
         <w:numPr>
           <w:ilvl w:val="0"/>
-          <w:numId w:val="11"/>
+          <w:numId w:val="12"/>
         </w:numPr>
       </w:pPr>
       <w:r>
@@ -195,7 +237,7 @@
         <w:spacing w:after="80" w:line="290" w:lineRule="auto"/>
         <w:numPr>
           <w:ilvl w:val="0"/>
-          <w:numId w:val="11"/>
+          <w:numId w:val="12"/>
         </w:numPr>
       </w:pPr>
       <w:r>
@@ -207,7 +249,7 @@
         <w:spacing w:after="80" w:line="290" w:lineRule="auto"/>
         <w:numPr>
           <w:ilvl w:val="0"/>
-          <w:numId w:val="11"/>
+          <w:numId w:val="12"/>
         </w:numPr>
       </w:pPr>
       <w:r>
@@ -219,7 +261,7 @@
         <w:spacing w:after="80" w:line="290" w:lineRule="auto"/>
         <w:numPr>
           <w:ilvl w:val="0"/>
-          <w:numId w:val="11"/>
+          <w:numId w:val="12"/>
         </w:numPr>
       </w:pPr>
       <w:r>
@@ -984,7 +1026,7 @@
                     <pic:cNvPicPr/>
                   </pic:nvPicPr>
                   <pic:blipFill>
-                    <a:blip r:embed="rId11"/>
+                    <a:blip r:embed="rId13"/>
                     <a:stretch>
                       <a:fillRect/>
                     </a:stretch>
@@ -1004,9 +1046,7 @@
       </w:r>
     </w:p>
     <w:p>
-      <w:pPr>
-        <w:pStyle w:val="Caption"/>
-      </w:pPr>
+      <w:pPr/>
       <w:r>
         <w:rPr>
           <w:i/>
@@ -1630,7 +1670,7 @@
                     <pic:cNvPicPr/>
                   </pic:nvPicPr>
                   <pic:blipFill>
-                    <a:blip r:embed="rId12"/>
+                    <a:blip r:embed="rId14"/>
                     <a:stretch>
                       <a:fillRect/>
                     </a:stretch>
@@ -1650,9 +1690,7 @@
       </w:r>
     </w:p>
     <w:p>
-      <w:pPr>
-        <w:pStyle w:val="Caption"/>
-      </w:pPr>
+      <w:pPr/>
       <w:r>
         <w:rPr>
           <w:i/>
@@ -2725,7 +2763,7 @@
     <w:p>
       <w:pPr/>
       <w:r>
-        <w:t>$$\text{LCM Page Size} = \text{lcm}(1,\;2,\;3) = 6\;\text{KB}$$</w:t>
+        <w:t>$LCM Page Size = lcm(1, 2, 3) = 6 KB$</w:t>
       </w:r>
     </w:p>
     <w:p>
@@ -2768,362 +2806,6 @@
                 <pic:pic>
                   <pic:nvPicPr>
                     <pic:cNvPr id="0" name="slide-11.png"/>
-                    <pic:cNvPicPr/>
-                  </pic:nvPicPr>
-                  <pic:blipFill>
-                    <a:blip r:embed="rId13"/>
-                    <a:stretch>
-                      <a:fillRect/>
-                    </a:stretch>
-                  </pic:blipFill>
-                  <pic:spPr>
-                    <a:xfrm>
-                      <a:off x="0" y="0"/>
-                      <a:ext cx="5943600" cy="3343275"/>
-                    </a:xfrm>
-                    <a:prstGeom prst="rect"/>
-                  </pic:spPr>
-                </pic:pic>
-              </a:graphicData>
-            </a:graphic>
-          </wp:inline>
-        </w:drawing>
-      </w:r>
-    </w:p>
-    <w:p>
-      <w:pPr>
-        <w:pStyle w:val="Caption"/>
-      </w:pPr>
-      <w:r>
-        <w:rPr>
-          <w:i/>
-        </w:rPr>
-        <w:t>图注：从计算原始大小、扩大 block\_size，到 Padding 补齐，最终实现统一 page\_size\_bytes；图中 Mamba 状态对应 K3 场景下同类覆写式 KDA 状态。来源：演讲 PPT 第 11 页</w:t>
-      </w:r>
-    </w:p>
-    <w:p>
-      <w:pPr/>
-      <w:r>
-        <w:rPr>
-          <w:b/>
-        </w:rPr>
-        <w:t>Step 01 — 计算原始大小。</w:t>
-      </w:r>
-      <w:r>
-        <w:t xml:space="preserve"> 分别算出 Attention 页面和 KDA 状态的字节数。图中以两个不等高色块表示，标注 "Unequal!"。</w:t>
-      </w:r>
-    </w:p>
-    <w:p>
-      <w:pPr/>
-      <w:r>
-        <w:rPr>
-          <w:b/>
-        </w:rPr>
-        <w:t>Step 02 — 扩大 block\_size。</w:t>
-      </w:r>
-      <w:r>
-        <w:t xml:space="preserve"> 将 Attention 页面的 </w:t>
-      </w:r>
-      <w:r>
-        <w:rPr>
-          <w:rFonts w:ascii="Consolas" w:hAnsi="Consolas" w:eastAsia="Microsoft YaHei"/>
-          <w:color w:val="1F4D78"/>
-          <w:sz w:val="19"/>
-          <w:shd w:fill="EEF2F6"/>
-        </w:rPr>
-        <w:t>block_size</w:t>
-      </w:r>
-      <w:r>
-        <w:t>（一个物理页面包含的 token 数）逐倍放大（×2、×3……），直到 Attention 页面字节数</w:t>
-      </w:r>
-      <w:r>
-        <w:rPr>
-          <w:b/>
-        </w:rPr>
-        <w:t>大于等于</w:t>
-      </w:r>
-      <w:r>
-        <w:t xml:space="preserve"> KDA 状态字节数。图中以 "attention ≥ mamba" 箭头标示。</w:t>
-      </w:r>
-    </w:p>
-    <w:p>
-      <w:pPr/>
-      <w:r>
-        <w:rPr>
-          <w:b/>
-        </w:rPr>
-        <w:t>Step 03 — Padding 补齐。</w:t>
-      </w:r>
-      <w:r>
-        <w:t xml:space="preserve"> 扩大后的 Attention 页面与 KDA 状态之间可能仍有微小差值，此时对 KDA 状态尾部填充零字节（Padding），使其恰好等于 Attention 页面大小。图中绿色小块即为填充区域。</w:t>
-      </w:r>
-    </w:p>
-    <w:p>
-      <w:pPr/>
-      <w:r>
-        <w:rPr>
-          <w:b/>
-        </w:rPr>
-        <w:t>Step 04 — 对齐完成。</w:t>
-      </w:r>
-      <w:r>
-        <w:t xml:space="preserve"> 两种类型获得完全相同的 </w:t>
-      </w:r>
-      <w:r>
-        <w:rPr>
-          <w:rFonts w:ascii="Consolas" w:hAnsi="Consolas" w:eastAsia="Microsoft YaHei"/>
-          <w:color w:val="1F4D78"/>
-          <w:sz w:val="19"/>
-          <w:shd w:fill="EEF2F6"/>
-        </w:rPr>
-        <w:t>page_size_bytes</w:t>
-      </w:r>
-      <w:r>
-        <w:t>，共享同一套物理分页表。分配器对外只暴露一种页面粒度。</w:t>
-      </w:r>
-    </w:p>
-    <w:p>
-      <w:pPr>
-        <w:pStyle w:val="Heading2"/>
-      </w:pPr>
-      <w:r>
-        <w:t>因果链与开销边界</w:t>
-      </w:r>
-    </w:p>
-    <w:p>
-      <w:pPr>
-        <w:spacing w:before="80" w:after="200" w:line="300" w:lineRule="auto"/>
-        <w:ind w:left="317" w:right="173"/>
-        <w:pBdr>
-          <w:left w:val="single" w:sz="18" w:space="8" w:color="2E74B5"/>
-        </w:pBdr>
-        <w:shd w:fill="F4F6F9"/>
-      </w:pPr>
-      <w:r>
-        <w:rPr>
-          <w:rFonts w:ascii="Calibri" w:hAnsi="Calibri" w:eastAsia="Microsoft YaHei"/>
-          <w:color w:val="203748"/>
-          <w:sz w:val="23"/>
-        </w:rPr>
-        <w:t>异构状态大小不同 → 分开管理则碎片严重 → 取 LCM 作为统一物理页面 → KDA 状态远大于单 token KV → 倍增 Attention block\_size 使其反超 KDA → 对 KDA 做 Padding 补齐 → 所有类型共用同一页面大小。</w:t>
-      </w:r>
-    </w:p>
-    <w:p>
-      <w:pPr/>
-      <w:r>
-        <w:t xml:space="preserve">Padding 的额外内存开销约在 </w:t>
-      </w:r>
-      <w:r>
-        <w:rPr>
-          <w:b/>
-        </w:rPr>
-        <w:t>1%–2%</w:t>
-      </w:r>
-      <w:r>
-        <w:t>（演讲中给出的估计值），代价很小，换来管理层面的极大简化。</w:t>
-      </w:r>
-    </w:p>
-    <w:p>
-      <w:pPr/>
-      <w:r>
-        <w:t xml:space="preserve">然而，为了让 Attention 页面容纳 KDA 状态而被迫倍增的 </w:t>
-      </w:r>
-      <w:r>
-        <w:rPr>
-          <w:rFonts w:ascii="Consolas" w:hAnsi="Consolas" w:eastAsia="Microsoft YaHei"/>
-          <w:color w:val="1F4D78"/>
-          <w:sz w:val="19"/>
-          <w:shd w:fill="EEF2F6"/>
-        </w:rPr>
-        <w:t>block_size</w:t>
-      </w:r>
-      <w:r>
-        <w:t>，使得单个物理页面对应的 token 数变得极大。这一副作用直接冲击了 Prefix Cache（前缀缓存，复用已计算状态的机制）的命中率——强制对齐导致的极端物理块大小，将成为下一节讨论的焦点。</w:t>
-      </w:r>
-    </w:p>
-    <w:p>
-      <w:pPr>
-        <w:pStyle w:val="Heading1"/>
-      </w:pPr>
-      <w:r>
-        <w:t>四、缓存失效危机：6 000 Token 块大小的代价</w:t>
-      </w:r>
-    </w:p>
-    <w:p>
-      <w:pPr/>
-      <w:r>
-        <w:rPr>
-          <w:b/>
-        </w:rPr>
-        <w:t>本节核心问题</w:t>
-      </w:r>
-      <w:r>
-        <w:t>：为什么内存对齐后，系统提示词和多轮对话的缓存命中率会断崖式下跌？</w:t>
-      </w:r>
-    </w:p>
-    <w:p>
-      <w:pPr>
-        <w:pStyle w:val="Heading2"/>
-      </w:pPr>
-      <w:r>
-        <w:t>对齐规则引发的块膨胀</w:t>
-      </w:r>
-    </w:p>
-    <w:p>
-      <w:pPr/>
-      <w:r>
-        <w:t>常规推理引擎中，KV Cache 被切分为固定大小的物理块。Prefix Cache 的判定逻辑是：</w:t>
-      </w:r>
-      <w:r>
-        <w:rPr>
-          <w:b/>
-        </w:rPr>
-        <w:t>请求的前缀恰好填满若干完整物理块时，系统才认为缓存命中。</w:t>
-      </w:r>
-      <w:r>
-        <w:t xml:space="preserve"> 块越小，命中粒度越细，复用机会越多。</w:t>
-      </w:r>
-    </w:p>
-    <w:p>
-      <w:pPr/>
-      <w:r>
-        <w:t xml:space="preserve">K3 同时包含两种注意力的状态，体量差异极为悬殊：KDA 状态约为 MLA 的 </w:t>
-      </w:r>
-      <w:r>
-        <w:rPr>
-          <w:b/>
-        </w:rPr>
-        <w:t>600 倍</w:t>
-      </w:r>
-      <w:r>
-        <w:t xml:space="preserve">。在开启 DP（Data Parallelism）的配置下，LCM 对齐操作直接把物理块大小推高到 </w:t>
-      </w:r>
-      <w:r>
-        <w:rPr>
-          <w:b/>
-        </w:rPr>
-        <w:t>6 000+ token</w:t>
-      </w:r>
-      <w:r>
-        <w:t>。</w:t>
-      </w:r>
-    </w:p>
-    <w:p>
-      <w:pPr>
-        <w:pStyle w:val="Heading2"/>
-      </w:pPr>
-      <w:r>
-        <w:t>一个极端但真实的失败场景</w:t>
-      </w:r>
-    </w:p>
-    <w:p>
-      <w:pPr/>
-      <w:r>
-        <w:t>下图直观对比了典型模型与 K3 在前缀缓存上的行为差异——注意 K3 方图中 5 000 token 前缀被判定为 Miss 的位置：</w:t>
-      </w:r>
-    </w:p>
-    <w:p>
-      <w:pPr>
-        <w:keepNext/>
-        <w:keepLines/>
-        <w:spacing w:before="120" w:after="0"/>
-        <w:jc w:val="center"/>
-      </w:pPr>
-      <w:r>
-        <w:drawing>
-          <wp:inline xmlns:a="http://schemas.openxmlformats.org/drawingml/2006/main" xmlns:pic="http://schemas.openxmlformats.org/drawingml/2006/picture">
-            <wp:extent cx="5943600" cy="3343275"/>
-            <wp:docPr id="4" name="Picture 4" descr="典型模型与K3前缀缓存命中对比" title="典型模型与K3前缀缓存命中对比"/>
-            <wp:cNvGraphicFramePr>
-              <a:graphicFrameLocks noChangeAspect="1"/>
-            </wp:cNvGraphicFramePr>
-            <a:graphic>
-              <a:graphicData uri="http://schemas.openxmlformats.org/drawingml/2006/picture">
-                <pic:pic>
-                  <pic:nvPicPr>
-                    <pic:cNvPr id="0" name="slide-14.png"/>
-                    <pic:cNvPicPr/>
-                  </pic:nvPicPr>
-                  <pic:blipFill>
-                    <a:blip r:embed="rId14"/>
-                    <a:stretch>
-                      <a:fillRect/>
-                    </a:stretch>
-                  </pic:blipFill>
-                  <pic:spPr>
-                    <a:xfrm>
-                      <a:off x="0" y="0"/>
-                      <a:ext cx="5943600" cy="3343275"/>
-                    </a:xfrm>
-                    <a:prstGeom prst="rect"/>
-                  </pic:spPr>
-                </pic:pic>
-              </a:graphicData>
-            </a:graphic>
-          </wp:inline>
-        </w:drawing>
-      </w:r>
-    </w:p>
-    <w:p>
-      <w:pPr>
-        <w:pStyle w:val="Caption"/>
-      </w:pPr>
-      <w:r>
-        <w:rPr>
-          <w:i/>
-        </w:rPr>
-        <w:t>图注：上方为典型模型——物理块仅几百 token，共享前缀跨越多个块边界，逐一命中；下方为 K3——单块超 6 000 token，5 000 token 前缀未触达首个块边界，判定为 Miss。来源：演讲 PPT 第 14 页</w:t>
-      </w:r>
-    </w:p>
-    <w:p>
-      <w:pPr/>
-      <w:r>
-        <w:t>上方：普通模型的物理块仅几百 token，共享前缀跨越多个块边界，每到一个边界就触发缓存命中（绿色 ✓）。下方：K3 的物理块宽达 6 000+ token，5 000 token 的系统提示词不足以填满第一个块，</w:t>
-      </w:r>
-      <w:r>
-        <w:rPr>
-          <w:b/>
-        </w:rPr>
-        <w:t>缓存判定 Miss，全部重算</w:t>
-      </w:r>
-      <w:r>
-        <w:t>。</w:t>
-      </w:r>
-    </w:p>
-    <w:p>
-      <w:pPr>
-        <w:pStyle w:val="Heading2"/>
-      </w:pPr>
-      <w:r>
-        <w:t>最有价值的缓存为何最先失效</w:t>
-      </w:r>
-    </w:p>
-    <w:p>
-      <w:pPr/>
-      <w:r>
-        <w:t>下图标注了在线服务中两类最值得缓存、却最先因块膨胀而失效的场景：</w:t>
-      </w:r>
-    </w:p>
-    <w:p>
-      <w:pPr>
-        <w:keepNext/>
-        <w:keepLines/>
-        <w:spacing w:before="120" w:after="0"/>
-        <w:jc w:val="center"/>
-      </w:pPr>
-      <w:r>
-        <w:drawing>
-          <wp:inline xmlns:a="http://schemas.openxmlformats.org/drawingml/2006/main" xmlns:pic="http://schemas.openxmlformats.org/drawingml/2006/picture">
-            <wp:extent cx="5943600" cy="3343275"/>
-            <wp:docPr id="5" name="Picture 5" descr="系统提示词与多轮对话中最有缓存价值的位置" title="系统提示词与多轮对话中最有缓存价值的位置"/>
-            <wp:cNvGraphicFramePr>
-              <a:graphicFrameLocks noChangeAspect="1"/>
-            </wp:cNvGraphicFramePr>
-            <a:graphic>
-              <a:graphicData uri="http://schemas.openxmlformats.org/drawingml/2006/picture">
-                <pic:pic>
-                  <pic:nvPicPr>
-                    <pic:cNvPr id="0" name="slide-15.png"/>
                     <pic:cNvPicPr/>
                   </pic:nvPicPr>
                   <pic:blipFill>
@@ -3147,182 +2829,36 @@
       </w:r>
     </w:p>
     <w:p>
-      <w:pPr>
-        <w:pStyle w:val="Caption"/>
-      </w:pPr>
+      <w:pPr/>
       <w:r>
         <w:rPr>
           <w:i/>
         </w:rPr>
-        <w:t>图注：(a) 系统提示词作为多请求共享前缀；(b) 多轮对话中每轮边界是关键缓存复用点。来源：演讲 PPT 第 15 页</w:t>
+        <w:t>图注：从计算原始大小、扩大 block\_size，到 Padding 补齐，最终实现统一 page\_size\_bytes；图中 Mamba 状态对应 K3 场景下同类覆写式 KDA 状态。来源：演讲 PPT 第 11 页</w:t>
       </w:r>
     </w:p>
     <w:p>
-      <w:pPr>
-        <w:spacing w:after="80" w:line="290" w:lineRule="auto"/>
-        <w:numPr>
-          <w:ilvl w:val="0"/>
-          <w:numId w:val="10"/>
-        </w:numPr>
-      </w:pPr>
+      <w:pPr/>
       <w:r>
         <w:rPr>
           <w:b/>
         </w:rPr>
-        <w:t>系统提示词</w:t>
-      </w:r>
-      <w:r>
-        <w:t>——同一应用下所有用户请求共享，token 数通常在数百到数千，远低于 6 000 的块边界。</w:t>
+        <w:t>Step 01 — 计算原始大小。</w:t>
+      </w:r>
+      <w:r>
+        <w:t xml:space="preserve"> 分别算出 Attention 页面和 KDA 状态的字节数。图中以两个不等高色块表示，标注 "Unequal!"。</w:t>
       </w:r>
     </w:p>
     <w:p>
-      <w:pPr>
-        <w:spacing w:after="80" w:line="290" w:lineRule="auto"/>
-        <w:numPr>
-          <w:ilvl w:val="0"/>
-          <w:numId w:val="10"/>
-        </w:numPr>
-      </w:pPr>
+      <w:pPr/>
       <w:r>
         <w:rPr>
           <w:b/>
         </w:rPr>
-        <w:t>多轮对话的轮次边界</w:t>
-      </w:r>
-      <w:r>
-        <w:t>——第 N+1 轮请求将前 N 轮历史回传，理想情况下只需追加增量计算。但前 N 轮累计 token 数若未对齐块边界，缓存同样无法命中。</w:t>
-      </w:r>
-    </w:p>
-    <w:p>
-      <w:pPr/>
-      <w:r>
-        <w:t>这两类场景覆盖了线上大部分可复用计算量，恰恰是块粒度过粗时最先受损的对象。</w:t>
-      </w:r>
-    </w:p>
-    <w:p>
-      <w:pPr>
-        <w:pStyle w:val="Heading2"/>
-      </w:pPr>
-      <w:r>
-        <w:t>因果链</w:t>
-      </w:r>
-    </w:p>
-    <w:p>
-      <w:pPr/>
-      <w:r>
-        <w:t>```</w:t>
-      </w:r>
-    </w:p>
-    <w:p>
-      <w:pPr/>
-      <w:r>
-        <w:t>MLA 压缩 KV → 单 token 状态极小</w:t>
-      </w:r>
-    </w:p>
-    <w:p>
-      <w:pPr/>
-      <w:r>
-        <w:t>KDA 门控线性注意力 → 单 token 状态约为 MLA 的 600 倍</w:t>
-      </w:r>
-    </w:p>
-    <w:p>
-      <w:pPr/>
-      <w:r>
-        <w:t>引擎统一 Page Size → MLA Block 被迫放大到与 KDA 对齐</w:t>
-      </w:r>
-    </w:p>
-    <w:p>
-      <w:pPr/>
-      <w:r>
-        <w:t>DP 模式下 Block Size &gt; 6 000 token</w:t>
-      </w:r>
-    </w:p>
-    <w:p>
-      <w:pPr/>
-      <w:r>
-        <w:t>→ 短于 6 000 token 的共享前缀无法触达块边界</w:t>
-      </w:r>
-    </w:p>
-    <w:p>
-      <w:pPr/>
-      <w:r>
-        <w:t>→ Prefix Cache 判定 Miss → 大量重复计算</w:t>
-      </w:r>
-    </w:p>
-    <w:p>
-      <w:pPr/>
-      <w:r>
-        <w:t>```</w:t>
-      </w:r>
-    </w:p>
-    <w:p>
-      <w:pPr/>
-      <w:r>
-        <w:rPr>
-          <w:b/>
-        </w:rPr>
-        <w:t>边界条件</w:t>
-      </w:r>
-      <w:r>
-        <w:t>：当输入序列本身非常长（例如 128K token），前缀容易跨越块边界，命中率不会显著下降。问题集中爆发在</w:t>
-      </w:r>
-      <w:r>
-        <w:rPr>
-          <w:b/>
-        </w:rPr>
-        <w:t>短到中等长度的共享前缀</w:t>
-      </w:r>
-      <w:r>
-        <w:t>场景——而这正是线上多轮对话和系统提示词复用的主战场。要从根本上解决这个矛盾，必须打破"缓存命中粒度必须等于物理块大小"的传统绑定。</w:t>
-      </w:r>
-    </w:p>
-    <w:p>
-      <w:pPr>
-        <w:pStyle w:val="Heading1"/>
-      </w:pPr>
-      <w:r>
-        <w:t>五、细粒度缓存重构：部分命中与块对齐调度</w:t>
-      </w:r>
-    </w:p>
-    <w:p>
-      <w:pPr/>
-      <w:r>
-        <w:rPr>
-          <w:b/>
-        </w:rPr>
-        <w:t>本节核心问题</w:t>
-      </w:r>
-      <w:r>
-        <w:t>：如何在不缩小物理块的前提下，把缓存命中的粒度降到任意可控的级别？</w:t>
-      </w:r>
-    </w:p>
-    <w:p>
-      <w:pPr>
-        <w:pStyle w:val="Heading2"/>
-      </w:pPr>
-      <w:r>
-        <w:t>前置：状态为什么必须落在块边界</w:t>
-      </w:r>
-    </w:p>
-    <w:p>
-      <w:pPr/>
-      <w:r>
-        <w:t>KDA 每一步将新 token 信息累积进固定大小的隐状态，且</w:t>
-      </w:r>
-      <w:r>
-        <w:rPr>
-          <w:b/>
-        </w:rPr>
-        <w:t>只保留最终状态</w:t>
-      </w:r>
-      <w:r>
-        <w:t>——无法像 Full Attention 那样按 token 回滚。如果想在某个位置缓存隐状态，引擎必须确保该位置恰好是一个完整块的边界。</w:t>
-      </w:r>
-    </w:p>
-    <w:p>
-      <w:pPr/>
-      <w:r>
-        <w:t xml:space="preserve">解决方案是利用 Chunk Prefill（分块预填充，将 prompt 按固定大小分块处理的技术）：调度器将每条请求的 prompt 按 </w:t>
+        <w:t>Step 02 — 扩大 block\_size。</w:t>
+      </w:r>
+      <w:r>
+        <w:t xml:space="preserve"> 将 Attention 页面的 </w:t>
       </w:r>
       <w:r>
         <w:rPr>
@@ -3334,21 +2870,40 @@
         <w:t>block_size</w:t>
       </w:r>
       <w:r>
-        <w:t xml:space="preserve"> 整数倍切分为若干 chunk，逐 chunk 做 forward。每个 chunk 结束时，隐状态恰好落在块边界上，可以直接注册为可复用的缓存条目。只有最后一个不足整块的尾部 chunk 不受对齐约束。</w:t>
-      </w:r>
-    </w:p>
-    <w:p>
-      <w:pPr>
-        <w:pStyle w:val="Heading2"/>
-      </w:pPr>
-      <w:r>
-        <w:t>矛盾：块粒度与命中粒度的耦合</w:t>
+        <w:t>（一个物理页面包含的 token 数）逐倍放大（×2、×3……），直到 Attention 页面字节数</w:t>
+      </w:r>
+      <w:r>
+        <w:rPr>
+          <w:b/>
+        </w:rPr>
+        <w:t>大于等于</w:t>
+      </w:r>
+      <w:r>
+        <w:t xml:space="preserve"> KDA 状态字节数。图中以 "attention ≥ mamba" 箭头标示。</w:t>
       </w:r>
     </w:p>
     <w:p>
       <w:pPr/>
       <w:r>
-        <w:t xml:space="preserve">在上述对齐方案下，一个块可能包含数千 token。假设 Request A 填满一个完整块（简化为 6 token </w:t>
+        <w:rPr>
+          <w:b/>
+        </w:rPr>
+        <w:t>Step 03 — Padding 补齐。</w:t>
+      </w:r>
+      <w:r>
+        <w:t xml:space="preserve"> 扩大后的 Attention 页面与 KDA 状态之间可能仍有微小差值，此时对 KDA 状态尾部填充零字节（Padding），使其恰好等于 Attention 页面大小。图中绿色小块即为填充区域。</w:t>
+      </w:r>
+    </w:p>
+    <w:p>
+      <w:pPr/>
+      <w:r>
+        <w:rPr>
+          <w:b/>
+        </w:rPr>
+        <w:t>Step 04 — 对齐完成。</w:t>
+      </w:r>
+      <w:r>
+        <w:t xml:space="preserve"> 两种类型获得完全相同的 </w:t>
       </w:r>
       <w:r>
         <w:rPr>
@@ -3357,85 +2912,10 @@
           <w:sz w:val="19"/>
           <w:shd w:fill="EEF2F6"/>
         </w:rPr>
-        <w:t>a b c d e f</w:t>
-      </w:r>
-      <w:r>
-        <w:t xml:space="preserve">）后，又多算了 2 个 token </w:t>
-      </w:r>
-      <w:r>
-        <w:rPr>
-          <w:rFonts w:ascii="Consolas" w:hAnsi="Consolas" w:eastAsia="Microsoft YaHei"/>
-          <w:color w:val="1F4D78"/>
-          <w:sz w:val="19"/>
-          <w:shd w:fill="EEF2F6"/>
-        </w:rPr>
-        <w:t>g h</w:t>
-      </w:r>
-      <w:r>
-        <w:t>，但未填满第二个块。传统 Prefix Cache 只为第一个满块注册哈希键；</w:t>
-      </w:r>
-      <w:r>
-        <w:rPr>
-          <w:rFonts w:ascii="Consolas" w:hAnsi="Consolas" w:eastAsia="Microsoft YaHei"/>
-          <w:color w:val="1F4D78"/>
-          <w:sz w:val="19"/>
-          <w:shd w:fill="EEF2F6"/>
-        </w:rPr>
-        <w:t>g h</w:t>
-      </w:r>
-      <w:r>
-        <w:t xml:space="preserve"> 所在的不完整块没有键，</w:t>
-      </w:r>
-      <w:r>
-        <w:rPr>
-          <w:b/>
-        </w:rPr>
-        <w:t>不可被后续请求命中</w:t>
-      </w:r>
-      <w:r>
-        <w:t>。</w:t>
-      </w:r>
-    </w:p>
-    <w:p>
-      <w:pPr/>
-      <w:r>
-        <w:t xml:space="preserve">当 Request B 到来，其 prompt 与 A 共享前 8 个 token </w:t>
-      </w:r>
-      <w:r>
-        <w:rPr>
-          <w:rFonts w:ascii="Consolas" w:hAnsi="Consolas" w:eastAsia="Microsoft YaHei"/>
-          <w:color w:val="1F4D78"/>
-          <w:sz w:val="19"/>
-          <w:shd w:fill="EEF2F6"/>
-        </w:rPr>
-        <w:t>a b c d e f g h</w:t>
-      </w:r>
-      <w:r>
-        <w:t xml:space="preserve">、额外追加 </w:t>
-      </w:r>
-      <w:r>
-        <w:rPr>
-          <w:rFonts w:ascii="Consolas" w:hAnsi="Consolas" w:eastAsia="Microsoft YaHei"/>
-          <w:color w:val="1F4D78"/>
-          <w:sz w:val="19"/>
-          <w:shd w:fill="EEF2F6"/>
-        </w:rPr>
-        <w:t>x y</w:t>
-      </w:r>
-      <w:r>
-        <w:t>。由于第二个块键不存在，引擎只能复用前 6 个 token，</w:t>
-      </w:r>
-      <w:r>
-        <w:rPr>
-          <w:rFonts w:ascii="Consolas" w:hAnsi="Consolas" w:eastAsia="Microsoft YaHei"/>
-          <w:color w:val="1F4D78"/>
-          <w:sz w:val="19"/>
-          <w:shd w:fill="EEF2F6"/>
-        </w:rPr>
-        <w:t>g h x y</w:t>
-      </w:r>
-      <w:r>
-        <w:t xml:space="preserve"> 全部重算。在真实场景中这个"尾巴"可能是数千 token 的系统提示词后缀，重算代价极高。</w:t>
+        <w:t>page_size_bytes</w:t>
+      </w:r>
+      <w:r>
+        <w:t>，共享同一套物理分页表。分配器对外只暴露一种页面粒度。</w:t>
       </w:r>
     </w:p>
     <w:p>
@@ -3443,22 +2923,46 @@
         <w:pStyle w:val="Heading2"/>
       </w:pPr>
       <w:r>
-        <w:t>核心设计：Partial Cache Hit</w:t>
+        <w:t>因果链与开销边界</w:t>
+      </w:r>
+    </w:p>
+    <w:p>
+      <w:pPr>
+        <w:spacing w:before="80" w:after="200" w:line="300" w:lineRule="auto"/>
+        <w:ind w:left="317" w:right="173"/>
+        <w:pBdr>
+          <w:left w:val="single" w:sz="18" w:space="8" w:color="2E74B5"/>
+        </w:pBdr>
+        <w:shd w:fill="F4F6F9"/>
+      </w:pPr>
+      <w:r>
+        <w:rPr>
+          <w:rFonts w:ascii="Calibri" w:hAnsi="Calibri" w:eastAsia="Microsoft YaHei"/>
+          <w:color w:val="203748"/>
+          <w:sz w:val="23"/>
+        </w:rPr>
+        <w:t>异构状态大小不同 → 分开管理则碎片严重 → 取 LCM 作为统一物理页面 → KDA 状态远大于单 token KV → 倍增 Attention block\_size 使其反超 KDA → 对 KDA 做 Padding 补齐 → 所有类型共用同一页面大小。</w:t>
       </w:r>
     </w:p>
     <w:p>
       <w:pPr/>
       <w:r>
-        <w:t xml:space="preserve">Moonshot 在 vLLM RFC #45702 中提出了 </w:t>
+        <w:t xml:space="preserve">Padding 的额外内存开销约在 </w:t>
       </w:r>
       <w:r>
         <w:rPr>
           <w:b/>
         </w:rPr>
-        <w:t>Partial Cache Hit</w:t>
-      </w:r>
-      <w:r>
-        <w:t xml:space="preserve">（部分缓存命中）机制，引入独立于 </w:t>
+        <w:t>1%–2%</w:t>
+      </w:r>
+      <w:r>
+        <w:t>（演讲中给出的估计值），代价很小，换来管理层面的极大简化。</w:t>
+      </w:r>
+    </w:p>
+    <w:p>
+      <w:pPr/>
+      <w:r>
+        <w:t xml:space="preserve">然而，为了让 Attention 页面容纳 KDA 状态而被迫倍增的 </w:t>
       </w:r>
       <w:r>
         <w:rPr>
@@ -3470,25 +2974,88 @@
         <w:t>block_size</w:t>
       </w:r>
       <w:r>
-        <w:t xml:space="preserve"> 的参数 </w:t>
-      </w:r>
-      <w:r>
-        <w:rPr>
-          <w:rFonts w:ascii="Consolas" w:hAnsi="Consolas" w:eastAsia="Microsoft YaHei"/>
-          <w:color w:val="1F4D78"/>
-          <w:sz w:val="19"/>
-          <w:shd w:fill="EEF2F6"/>
-        </w:rPr>
-        <w:t>hash_block_size</w:t>
-      </w:r>
-      <w:r>
-        <w:t>，将缓存命中粒度与物理块大小彻底解耦。</w:t>
+        <w:t>，使得单个物理页面对应的 token 数变得极大。这一副作用直接冲击了 Prefix Cache（前缀缓存，复用已计算状态的机制）的命中率——强制对齐导致的极端物理块大小，将成为下一节讨论的焦点。</w:t>
+      </w:r>
+    </w:p>
+    <w:p>
+      <w:pPr>
+        <w:pStyle w:val="Heading1"/>
+      </w:pPr>
+      <w:r>
+        <w:t>四、缓存失效危机：6 000 Token 块大小的代价</w:t>
       </w:r>
     </w:p>
     <w:p>
       <w:pPr/>
       <w:r>
-        <w:t>下图对比了新旧两种策略——注意 Request A 如何注册部分尾部键，以及 Request B 在两种策略下的命中差异：</w:t>
+        <w:rPr>
+          <w:b/>
+        </w:rPr>
+        <w:t>本节核心问题</w:t>
+      </w:r>
+      <w:r>
+        <w:t>：为什么内存对齐后，系统提示词和多轮对话的缓存命中率会断崖式下跌？</w:t>
+      </w:r>
+    </w:p>
+    <w:p>
+      <w:pPr>
+        <w:pStyle w:val="Heading2"/>
+      </w:pPr>
+      <w:r>
+        <w:t>对齐规则引发的块膨胀</w:t>
+      </w:r>
+    </w:p>
+    <w:p>
+      <w:pPr/>
+      <w:r>
+        <w:t>常规推理引擎中，KV Cache 被切分为固定大小的物理块。Prefix Cache 的判定逻辑是：</w:t>
+      </w:r>
+      <w:r>
+        <w:rPr>
+          <w:b/>
+        </w:rPr>
+        <w:t>请求的前缀恰好填满若干完整物理块时，系统才认为缓存命中。</w:t>
+      </w:r>
+      <w:r>
+        <w:t xml:space="preserve"> 块越小，命中粒度越细，复用机会越多。</w:t>
+      </w:r>
+    </w:p>
+    <w:p>
+      <w:pPr/>
+      <w:r>
+        <w:t xml:space="preserve">K3 同时包含两种注意力的状态，体量差异极为悬殊：KDA 状态约为 MLA 的 </w:t>
+      </w:r>
+      <w:r>
+        <w:rPr>
+          <w:b/>
+        </w:rPr>
+        <w:t>600 倍</w:t>
+      </w:r>
+      <w:r>
+        <w:t xml:space="preserve">。在开启 DP（Data Parallelism）的配置下，LCM 对齐操作直接把物理块大小推高到 </w:t>
+      </w:r>
+      <w:r>
+        <w:rPr>
+          <w:b/>
+        </w:rPr>
+        <w:t>6 000+ token</w:t>
+      </w:r>
+      <w:r>
+        <w:t>。</w:t>
+      </w:r>
+    </w:p>
+    <w:p>
+      <w:pPr>
+        <w:pStyle w:val="Heading2"/>
+      </w:pPr>
+      <w:r>
+        <w:t>一个极端但真实的失败场景</w:t>
+      </w:r>
+    </w:p>
+    <w:p>
+      <w:pPr/>
+      <w:r>
+        <w:t>下图直观对比了典型模型与 K3 在前缀缓存上的行为差异——注意 K3 方图中 5 000 token 前缀被判定为 Miss 的位置：</w:t>
       </w:r>
     </w:p>
     <w:p>
@@ -3502,7 +3069,7 @@
         <w:drawing>
           <wp:inline xmlns:a="http://schemas.openxmlformats.org/drawingml/2006/main" xmlns:pic="http://schemas.openxmlformats.org/drawingml/2006/picture">
             <wp:extent cx="5943600" cy="3343275"/>
-            <wp:docPr id="6" name="Picture 6" descr="Partial Cache Hit 机制示意" title="Partial Cache Hit 机制示意"/>
+            <wp:docPr id="4" name="Picture 4" descr="典型模型与K3前缀缓存命中对比" title="典型模型与K3前缀缓存命中对比"/>
             <wp:cNvGraphicFramePr>
               <a:graphicFrameLocks noChangeAspect="1"/>
             </wp:cNvGraphicFramePr>
@@ -3510,7 +3077,7 @@
               <a:graphicData uri="http://schemas.openxmlformats.org/drawingml/2006/picture">
                 <pic:pic>
                   <pic:nvPicPr>
-                    <pic:cNvPr id="0" name="slide-16.png"/>
+                    <pic:cNvPr id="0" name="slide-14.png"/>
                     <pic:cNvPicPr/>
                   </pic:nvPicPr>
                   <pic:blipFill>
@@ -3534,9 +3101,472 @@
       </w:r>
     </w:p>
     <w:p>
+      <w:pPr/>
+      <w:r>
+        <w:rPr>
+          <w:i/>
+        </w:rPr>
+        <w:t>图注：上方为典型模型——物理块仅几百 token，共享前缀跨越多个块边界，逐一命中；下方为 K3——单块超 6 000 token，5 000 token 前缀未触达首个块边界，判定为 Miss。来源：演讲 PPT 第 14 页</w:t>
+      </w:r>
+    </w:p>
+    <w:p>
+      <w:pPr/>
+      <w:r>
+        <w:t>上方：普通模型的物理块仅几百 token，共享前缀跨越多个块边界，每到一个边界就触发缓存命中（绿色 ✓）。下方：K3 的物理块宽达 6 000+ token，5 000 token 的系统提示词不足以填满第一个块，</w:t>
+      </w:r>
+      <w:r>
+        <w:rPr>
+          <w:b/>
+        </w:rPr>
+        <w:t>缓存判定 Miss，全部重算</w:t>
+      </w:r>
+      <w:r>
+        <w:t>。</w:t>
+      </w:r>
+    </w:p>
+    <w:p>
       <w:pPr>
-        <w:pStyle w:val="Caption"/>
+        <w:pStyle w:val="Heading2"/>
       </w:pPr>
+      <w:r>
+        <w:t>最有价值的缓存为何最先失效</w:t>
+      </w:r>
+    </w:p>
+    <w:p>
+      <w:pPr/>
+      <w:r>
+        <w:t>下图标注了在线服务中两类最值得缓存、却最先因块膨胀而失效的场景：</w:t>
+      </w:r>
+    </w:p>
+    <w:p>
+      <w:pPr>
+        <w:keepNext/>
+        <w:keepLines/>
+        <w:spacing w:before="120" w:after="0"/>
+        <w:jc w:val="center"/>
+      </w:pPr>
+      <w:r>
+        <w:drawing>
+          <wp:inline xmlns:a="http://schemas.openxmlformats.org/drawingml/2006/main" xmlns:pic="http://schemas.openxmlformats.org/drawingml/2006/picture">
+            <wp:extent cx="5943600" cy="3343275"/>
+            <wp:docPr id="5" name="Picture 5" descr="系统提示词与多轮对话中最有缓存价值的位置" title="系统提示词与多轮对话中最有缓存价值的位置"/>
+            <wp:cNvGraphicFramePr>
+              <a:graphicFrameLocks noChangeAspect="1"/>
+            </wp:cNvGraphicFramePr>
+            <a:graphic>
+              <a:graphicData uri="http://schemas.openxmlformats.org/drawingml/2006/picture">
+                <pic:pic>
+                  <pic:nvPicPr>
+                    <pic:cNvPr id="0" name="slide-15.png"/>
+                    <pic:cNvPicPr/>
+                  </pic:nvPicPr>
+                  <pic:blipFill>
+                    <a:blip r:embed="rId17"/>
+                    <a:stretch>
+                      <a:fillRect/>
+                    </a:stretch>
+                  </pic:blipFill>
+                  <pic:spPr>
+                    <a:xfrm>
+                      <a:off x="0" y="0"/>
+                      <a:ext cx="5943600" cy="3343275"/>
+                    </a:xfrm>
+                    <a:prstGeom prst="rect"/>
+                  </pic:spPr>
+                </pic:pic>
+              </a:graphicData>
+            </a:graphic>
+          </wp:inline>
+        </w:drawing>
+      </w:r>
+    </w:p>
+    <w:p>
+      <w:pPr/>
+      <w:r>
+        <w:rPr>
+          <w:i/>
+        </w:rPr>
+        <w:t>图注：(a) 系统提示词作为多请求共享前缀；(b) 多轮对话中每轮边界是关键缓存复用点。来源：演讲 PPT 第 15 页</w:t>
+      </w:r>
+    </w:p>
+    <w:p>
+      <w:pPr>
+        <w:spacing w:after="80" w:line="290" w:lineRule="auto"/>
+        <w:numPr>
+          <w:ilvl w:val="0"/>
+          <w:numId w:val="10"/>
+        </w:numPr>
+      </w:pPr>
+      <w:r>
+        <w:rPr>
+          <w:b/>
+        </w:rPr>
+        <w:t>系统提示词</w:t>
+      </w:r>
+      <w:r>
+        <w:t>——同一应用下所有用户请求共享，token 数通常在数百到数千，远低于 6 000 的块边界。</w:t>
+      </w:r>
+    </w:p>
+    <w:p>
+      <w:pPr>
+        <w:spacing w:after="80" w:line="290" w:lineRule="auto"/>
+        <w:numPr>
+          <w:ilvl w:val="0"/>
+          <w:numId w:val="10"/>
+        </w:numPr>
+      </w:pPr>
+      <w:r>
+        <w:rPr>
+          <w:b/>
+        </w:rPr>
+        <w:t>多轮对话的轮次边界</w:t>
+      </w:r>
+      <w:r>
+        <w:t>——第 N+1 轮请求将前 N 轮历史回传，理想情况下只需追加增量计算。但前 N 轮累计 token 数若未对齐块边界，缓存同样无法命中。</w:t>
+      </w:r>
+    </w:p>
+    <w:p>
+      <w:pPr/>
+      <w:r>
+        <w:t>这两类场景覆盖了线上大部分可复用计算量，恰恰是块粒度过粗时最先受损的对象。</w:t>
+      </w:r>
+    </w:p>
+    <w:p>
+      <w:pPr>
+        <w:pStyle w:val="Heading2"/>
+      </w:pPr>
+      <w:r>
+        <w:t>因果链</w:t>
+      </w:r>
+    </w:p>
+    <w:p>
+      <w:pPr/>
+      <w:r>
+        <w:t>```</w:t>
+      </w:r>
+    </w:p>
+    <w:p>
+      <w:pPr/>
+      <w:r>
+        <w:t>MLA 压缩 KV → 单 token 状态极小</w:t>
+      </w:r>
+    </w:p>
+    <w:p>
+      <w:pPr/>
+      <w:r>
+        <w:t>KDA 门控线性注意力 → 单 token 状态约为 MLA 的 600 倍</w:t>
+      </w:r>
+    </w:p>
+    <w:p>
+      <w:pPr/>
+      <w:r>
+        <w:t>引擎统一 Page Size → MLA Block 被迫放大到与 KDA 对齐</w:t>
+      </w:r>
+    </w:p>
+    <w:p>
+      <w:pPr/>
+      <w:r>
+        <w:t>DP 模式下 Block Size &gt; 6 000 token</w:t>
+      </w:r>
+    </w:p>
+    <w:p>
+      <w:pPr/>
+      <w:r>
+        <w:t>→ 短于 6 000 token 的共享前缀无法触达块边界</w:t>
+      </w:r>
+    </w:p>
+    <w:p>
+      <w:pPr/>
+      <w:r>
+        <w:t>→ Prefix Cache 判定 Miss → 大量重复计算</w:t>
+      </w:r>
+    </w:p>
+    <w:p>
+      <w:pPr/>
+      <w:r>
+        <w:t>```</w:t>
+      </w:r>
+    </w:p>
+    <w:p>
+      <w:pPr/>
+      <w:r>
+        <w:rPr>
+          <w:b/>
+        </w:rPr>
+        <w:t>边界条件</w:t>
+      </w:r>
+      <w:r>
+        <w:t>：当输入序列本身非常长（例如 128K token），前缀容易跨越块边界，命中率不会显著下降。问题集中爆发在</w:t>
+      </w:r>
+      <w:r>
+        <w:rPr>
+          <w:b/>
+        </w:rPr>
+        <w:t>短到中等长度的共享前缀</w:t>
+      </w:r>
+      <w:r>
+        <w:t>场景——而这正是线上多轮对话和系统提示词复用的主战场。要从根本上解决这个矛盾，必须打破"缓存命中粒度必须等于物理块大小"的传统绑定。</w:t>
+      </w:r>
+    </w:p>
+    <w:p>
+      <w:pPr>
+        <w:pStyle w:val="Heading1"/>
+      </w:pPr>
+      <w:r>
+        <w:t>五、细粒度缓存重构：部分命中与块对齐调度</w:t>
+      </w:r>
+    </w:p>
+    <w:p>
+      <w:pPr/>
+      <w:r>
+        <w:rPr>
+          <w:b/>
+        </w:rPr>
+        <w:t>本节核心问题</w:t>
+      </w:r>
+      <w:r>
+        <w:t>：如何在不缩小物理块的前提下，把缓存命中的粒度降到任意可控的级别？</w:t>
+      </w:r>
+    </w:p>
+    <w:p>
+      <w:pPr>
+        <w:pStyle w:val="Heading2"/>
+      </w:pPr>
+      <w:r>
+        <w:t>前置：状态为什么必须落在块边界</w:t>
+      </w:r>
+    </w:p>
+    <w:p>
+      <w:pPr/>
+      <w:r>
+        <w:t>KDA 每一步将新 token 信息累积进固定大小的隐状态，且</w:t>
+      </w:r>
+      <w:r>
+        <w:rPr>
+          <w:b/>
+        </w:rPr>
+        <w:t>只保留最终状态</w:t>
+      </w:r>
+      <w:r>
+        <w:t>——无法像 Full Attention 那样按 token 回滚。如果想在某个位置缓存隐状态，引擎必须确保该位置恰好是一个完整块的边界。</w:t>
+      </w:r>
+    </w:p>
+    <w:p>
+      <w:pPr/>
+      <w:r>
+        <w:t xml:space="preserve">解决方案是利用 Chunk Prefill（分块预填充，将 prompt 按固定大小分块处理的技术）：调度器将每条请求的 prompt 按 </w:t>
+      </w:r>
+      <w:r>
+        <w:rPr>
+          <w:rFonts w:ascii="Consolas" w:hAnsi="Consolas" w:eastAsia="Microsoft YaHei"/>
+          <w:color w:val="1F4D78"/>
+          <w:sz w:val="19"/>
+          <w:shd w:fill="EEF2F6"/>
+        </w:rPr>
+        <w:t>block_size</w:t>
+      </w:r>
+      <w:r>
+        <w:t xml:space="preserve"> 整数倍切分为若干 chunk，逐 chunk 做 forward。每个 chunk 结束时，隐状态恰好落在块边界上，可以直接注册为可复用的缓存条目。只有最后一个不足整块的尾部 chunk 不受对齐约束。</w:t>
+      </w:r>
+    </w:p>
+    <w:p>
+      <w:pPr>
+        <w:pStyle w:val="Heading2"/>
+      </w:pPr>
+      <w:r>
+        <w:t>矛盾：块粒度与命中粒度的耦合</w:t>
+      </w:r>
+    </w:p>
+    <w:p>
+      <w:pPr/>
+      <w:r>
+        <w:t xml:space="preserve">在上述对齐方案下，一个块可能包含数千 token。假设 Request A 填满一个完整块（简化为 6 token </w:t>
+      </w:r>
+      <w:r>
+        <w:rPr>
+          <w:rFonts w:ascii="Consolas" w:hAnsi="Consolas" w:eastAsia="Microsoft YaHei"/>
+          <w:color w:val="1F4D78"/>
+          <w:sz w:val="19"/>
+          <w:shd w:fill="EEF2F6"/>
+        </w:rPr>
+        <w:t>a b c d e f</w:t>
+      </w:r>
+      <w:r>
+        <w:t xml:space="preserve">）后，又多算了 2 个 token </w:t>
+      </w:r>
+      <w:r>
+        <w:rPr>
+          <w:rFonts w:ascii="Consolas" w:hAnsi="Consolas" w:eastAsia="Microsoft YaHei"/>
+          <w:color w:val="1F4D78"/>
+          <w:sz w:val="19"/>
+          <w:shd w:fill="EEF2F6"/>
+        </w:rPr>
+        <w:t>g h</w:t>
+      </w:r>
+      <w:r>
+        <w:t>，但未填满第二个块。传统 Prefix Cache 只为第一个满块注册哈希键；</w:t>
+      </w:r>
+      <w:r>
+        <w:rPr>
+          <w:rFonts w:ascii="Consolas" w:hAnsi="Consolas" w:eastAsia="Microsoft YaHei"/>
+          <w:color w:val="1F4D78"/>
+          <w:sz w:val="19"/>
+          <w:shd w:fill="EEF2F6"/>
+        </w:rPr>
+        <w:t>g h</w:t>
+      </w:r>
+      <w:r>
+        <w:t xml:space="preserve"> 所在的不完整块没有键，</w:t>
+      </w:r>
+      <w:r>
+        <w:rPr>
+          <w:b/>
+        </w:rPr>
+        <w:t>不可被后续请求命中</w:t>
+      </w:r>
+      <w:r>
+        <w:t>。</w:t>
+      </w:r>
+    </w:p>
+    <w:p>
+      <w:pPr/>
+      <w:r>
+        <w:t xml:space="preserve">当 Request B 到来，其 prompt 与 A 共享前 8 个 token </w:t>
+      </w:r>
+      <w:r>
+        <w:rPr>
+          <w:rFonts w:ascii="Consolas" w:hAnsi="Consolas" w:eastAsia="Microsoft YaHei"/>
+          <w:color w:val="1F4D78"/>
+          <w:sz w:val="19"/>
+          <w:shd w:fill="EEF2F6"/>
+        </w:rPr>
+        <w:t>a b c d e f g h</w:t>
+      </w:r>
+      <w:r>
+        <w:t xml:space="preserve">、额外追加 </w:t>
+      </w:r>
+      <w:r>
+        <w:rPr>
+          <w:rFonts w:ascii="Consolas" w:hAnsi="Consolas" w:eastAsia="Microsoft YaHei"/>
+          <w:color w:val="1F4D78"/>
+          <w:sz w:val="19"/>
+          <w:shd w:fill="EEF2F6"/>
+        </w:rPr>
+        <w:t>x y</w:t>
+      </w:r>
+      <w:r>
+        <w:t>。由于第二个块键不存在，引擎只能复用前 6 个 token，</w:t>
+      </w:r>
+      <w:r>
+        <w:rPr>
+          <w:rFonts w:ascii="Consolas" w:hAnsi="Consolas" w:eastAsia="Microsoft YaHei"/>
+          <w:color w:val="1F4D78"/>
+          <w:sz w:val="19"/>
+          <w:shd w:fill="EEF2F6"/>
+        </w:rPr>
+        <w:t>g h x y</w:t>
+      </w:r>
+      <w:r>
+        <w:t xml:space="preserve"> 全部重算。在真实场景中这个"尾巴"可能是数千 token 的系统提示词后缀，重算代价极高。</w:t>
+      </w:r>
+    </w:p>
+    <w:p>
+      <w:pPr>
+        <w:pStyle w:val="Heading2"/>
+      </w:pPr>
+      <w:r>
+        <w:t>核心设计：Partial Cache Hit</w:t>
+      </w:r>
+    </w:p>
+    <w:p>
+      <w:pPr/>
+      <w:r>
+        <w:t xml:space="preserve">Moonshot 在 vLLM RFC #45702 中提出了 </w:t>
+      </w:r>
+      <w:r>
+        <w:rPr>
+          <w:b/>
+        </w:rPr>
+        <w:t>Partial Cache Hit</w:t>
+      </w:r>
+      <w:r>
+        <w:t xml:space="preserve">（部分缓存命中）机制，引入独立于 </w:t>
+      </w:r>
+      <w:r>
+        <w:rPr>
+          <w:rFonts w:ascii="Consolas" w:hAnsi="Consolas" w:eastAsia="Microsoft YaHei"/>
+          <w:color w:val="1F4D78"/>
+          <w:sz w:val="19"/>
+          <w:shd w:fill="EEF2F6"/>
+        </w:rPr>
+        <w:t>block_size</w:t>
+      </w:r>
+      <w:r>
+        <w:t xml:space="preserve"> 的参数 </w:t>
+      </w:r>
+      <w:r>
+        <w:rPr>
+          <w:rFonts w:ascii="Consolas" w:hAnsi="Consolas" w:eastAsia="Microsoft YaHei"/>
+          <w:color w:val="1F4D78"/>
+          <w:sz w:val="19"/>
+          <w:shd w:fill="EEF2F6"/>
+        </w:rPr>
+        <w:t>hash_block_size</w:t>
+      </w:r>
+      <w:r>
+        <w:t>，将缓存命中粒度与物理块大小彻底解耦。</w:t>
+      </w:r>
+    </w:p>
+    <w:p>
+      <w:pPr/>
+      <w:r>
+        <w:t>下图对比了新旧两种策略——注意 Request A 如何注册部分尾部键，以及 Request B 在两种策略下的命中差异：</w:t>
+      </w:r>
+    </w:p>
+    <w:p>
+      <w:pPr>
+        <w:keepNext/>
+        <w:keepLines/>
+        <w:spacing w:before="120" w:after="0"/>
+        <w:jc w:val="center"/>
+      </w:pPr>
+      <w:r>
+        <w:drawing>
+          <wp:inline xmlns:a="http://schemas.openxmlformats.org/drawingml/2006/main" xmlns:pic="http://schemas.openxmlformats.org/drawingml/2006/picture">
+            <wp:extent cx="5943600" cy="3343275"/>
+            <wp:docPr id="6" name="Picture 6" descr="Partial Cache Hit 机制示意" title="Partial Cache Hit 机制示意"/>
+            <wp:cNvGraphicFramePr>
+              <a:graphicFrameLocks noChangeAspect="1"/>
+            </wp:cNvGraphicFramePr>
+            <a:graphic>
+              <a:graphicData uri="http://schemas.openxmlformats.org/drawingml/2006/picture">
+                <pic:pic>
+                  <pic:nvPicPr>
+                    <pic:cNvPr id="0" name="slide-16.png"/>
+                    <pic:cNvPicPr/>
+                  </pic:nvPicPr>
+                  <pic:blipFill>
+                    <a:blip r:embed="rId18"/>
+                    <a:stretch>
+                      <a:fillRect/>
+                    </a:stretch>
+                  </pic:blipFill>
+                  <pic:spPr>
+                    <a:xfrm>
+                      <a:off x="0" y="0"/>
+                      <a:ext cx="5943600" cy="3343275"/>
+                    </a:xfrm>
+                    <a:prstGeom prst="rect"/>
+                  </pic:spPr>
+                </pic:pic>
+              </a:graphicData>
+            </a:graphic>
+          </wp:inline>
+        </w:drawing>
+      </w:r>
+    </w:p>
+    <w:p>
+      <w:pPr/>
       <w:r>
         <w:rPr>
           <w:i/>
@@ -3901,7 +3931,7 @@
         <w:spacing w:after="80" w:line="290" w:lineRule="auto"/>
         <w:numPr>
           <w:ilvl w:val="0"/>
-          <w:numId w:val="11"/>
+          <w:numId w:val="13"/>
         </w:numPr>
       </w:pPr>
       <w:r>
@@ -3946,7 +3976,7 @@
         <w:spacing w:after="80" w:line="290" w:lineRule="auto"/>
         <w:numPr>
           <w:ilvl w:val="0"/>
-          <w:numId w:val="11"/>
+          <w:numId w:val="13"/>
         </w:numPr>
       </w:pPr>
       <w:r>
@@ -3970,7 +4000,7 @@
         <w:spacing w:after="80" w:line="290" w:lineRule="auto"/>
         <w:numPr>
           <w:ilvl w:val="0"/>
-          <w:numId w:val="11"/>
+          <w:numId w:val="13"/>
         </w:numPr>
       </w:pPr>
       <w:r>
@@ -4015,7 +4045,7 @@
         <w:spacing w:after="80" w:line="290" w:lineRule="auto"/>
         <w:numPr>
           <w:ilvl w:val="0"/>
-          <w:numId w:val="11"/>
+          <w:numId w:val="13"/>
         </w:numPr>
       </w:pPr>
       <w:r>
@@ -4048,7 +4078,7 @@
         <w:spacing w:after="80" w:line="290" w:lineRule="auto"/>
         <w:numPr>
           <w:ilvl w:val="0"/>
-          <w:numId w:val="11"/>
+          <w:numId w:val="13"/>
         </w:numPr>
       </w:pPr>
       <w:r>
@@ -4246,7 +4276,7 @@
                     <pic:cNvPicPr/>
                   </pic:nvPicPr>
                   <pic:blipFill>
-                    <a:blip r:embed="rId17"/>
+                    <a:blip r:embed="rId19"/>
                     <a:stretch>
                       <a:fillRect/>
                     </a:stretch>
@@ -4266,9 +4296,7 @@
       </w:r>
     </w:p>
     <w:p>
-      <w:pPr>
-        <w:pStyle w:val="Caption"/>
-      </w:pPr>
+      <w:pPr/>
       <w:r>
         <w:rPr>
           <w:i/>
@@ -4682,7 +4710,7 @@
                     <pic:cNvPicPr/>
                   </pic:nvPicPr>
                   <pic:blipFill>
-                    <a:blip r:embed="rId18"/>
+                    <a:blip r:embed="rId20"/>
                     <a:stretch>
                       <a:fillRect/>
                     </a:stretch>
@@ -4702,9 +4730,7 @@
       </w:r>
     </w:p>
     <w:p>
-      <w:pPr>
-        <w:pStyle w:val="Caption"/>
-      </w:pPr>
+      <w:pPr/>
       <w:r>
         <w:rPr>
           <w:i/>
@@ -5133,7 +5159,7 @@
                     <pic:cNvPicPr/>
                   </pic:nvPicPr>
                   <pic:blipFill>
-                    <a:blip r:embed="rId19"/>
+                    <a:blip r:embed="rId21"/>
                     <a:stretch>
                       <a:fillRect/>
                     </a:stretch>
@@ -5153,9 +5179,7 @@
       </w:r>
     </w:p>
     <w:p>
-      <w:pPr>
-        <w:pStyle w:val="Caption"/>
-      </w:pPr>
+      <w:pPr/>
       <w:r>
         <w:rPr>
           <w:i/>
@@ -5534,7 +5558,7 @@
         <w:spacing w:after="80" w:line="290" w:lineRule="auto"/>
         <w:numPr>
           <w:ilvl w:val="0"/>
-          <w:numId w:val="11"/>
+          <w:numId w:val="14"/>
         </w:numPr>
       </w:pPr>
       <w:r>
@@ -5552,7 +5576,7 @@
         <w:spacing w:after="80" w:line="290" w:lineRule="auto"/>
         <w:numPr>
           <w:ilvl w:val="0"/>
-          <w:numId w:val="11"/>
+          <w:numId w:val="14"/>
         </w:numPr>
       </w:pPr>
       <w:r>
@@ -5570,7 +5594,7 @@
         <w:spacing w:after="80" w:line="290" w:lineRule="auto"/>
         <w:numPr>
           <w:ilvl w:val="0"/>
-          <w:numId w:val="11"/>
+          <w:numId w:val="14"/>
         </w:numPr>
       </w:pPr>
       <w:r>
@@ -5700,7 +5724,7 @@
         <w:spacing w:after="80" w:line="290" w:lineRule="auto"/>
         <w:numPr>
           <w:ilvl w:val="0"/>
-          <w:numId w:val="11"/>
+          <w:numId w:val="15"/>
         </w:numPr>
       </w:pPr>
       <w:r>
@@ -5718,7 +5742,7 @@
         <w:spacing w:after="80" w:line="290" w:lineRule="auto"/>
         <w:numPr>
           <w:ilvl w:val="0"/>
-          <w:numId w:val="11"/>
+          <w:numId w:val="15"/>
         </w:numPr>
       </w:pPr>
       <w:r>
@@ -5736,7 +5760,7 @@
         <w:spacing w:after="80" w:line="290" w:lineRule="auto"/>
         <w:numPr>
           <w:ilvl w:val="0"/>
-          <w:numId w:val="11"/>
+          <w:numId w:val="15"/>
         </w:numPr>
       </w:pPr>
       <w:r>
@@ -5754,7 +5778,7 @@
         <w:spacing w:after="80" w:line="290" w:lineRule="auto"/>
         <w:numPr>
           <w:ilvl w:val="0"/>
-          <w:numId w:val="11"/>
+          <w:numId w:val="15"/>
         </w:numPr>
       </w:pPr>
       <w:r>
@@ -5772,7 +5796,7 @@
         <w:spacing w:after="80" w:line="290" w:lineRule="auto"/>
         <w:numPr>
           <w:ilvl w:val="0"/>
-          <w:numId w:val="11"/>
+          <w:numId w:val="15"/>
         </w:numPr>
       </w:pPr>
       <w:r>
@@ -5790,7 +5814,7 @@
         <w:spacing w:after="80" w:line="290" w:lineRule="auto"/>
         <w:numPr>
           <w:ilvl w:val="0"/>
-          <w:numId w:val="11"/>
+          <w:numId w:val="15"/>
         </w:numPr>
       </w:pPr>
       <w:r>
@@ -5808,7 +5832,7 @@
         <w:spacing w:after="80" w:line="290" w:lineRule="auto"/>
         <w:numPr>
           <w:ilvl w:val="0"/>
-          <w:numId w:val="11"/>
+          <w:numId w:val="15"/>
         </w:numPr>
       </w:pPr>
       <w:r>
@@ -6125,6 +6149,82 @@
   </w:abstractNum>
   <w:num w:numId="11">
     <w:abstractNumId w:val="10"/>
+  </w:num>
+  <w:abstractNum w:abstractNumId="11">
+    <w:multiLevelType w:val="singleLevel"/>
+    <w:lvl w:ilvl="0">
+      <w:start w:val="1"/>
+      <w:numFmt w:val="decimal"/>
+      <w:lvlText w:val="%1."/>
+      <w:lvlJc w:val="left"/>
+      <w:pPr>
+        <w:tabs>
+          <w:tab w:val="num" w:pos="540"/>
+        </w:tabs>
+        <w:ind w:left="540" w:hanging="279"/>
+        <w:spacing w:after="80" w:line="290" w:lineRule="auto"/>
+      </w:pPr>
+    </w:lvl>
+  </w:abstractNum>
+  <w:num w:numId="12">
+    <w:abstractNumId w:val="11"/>
+  </w:num>
+  <w:abstractNum w:abstractNumId="12">
+    <w:multiLevelType w:val="singleLevel"/>
+    <w:lvl w:ilvl="0">
+      <w:start w:val="1"/>
+      <w:numFmt w:val="decimal"/>
+      <w:lvlText w:val="%1."/>
+      <w:lvlJc w:val="left"/>
+      <w:pPr>
+        <w:tabs>
+          <w:tab w:val="num" w:pos="540"/>
+        </w:tabs>
+        <w:ind w:left="540" w:hanging="279"/>
+        <w:spacing w:after="80" w:line="290" w:lineRule="auto"/>
+      </w:pPr>
+    </w:lvl>
+  </w:abstractNum>
+  <w:num w:numId="13">
+    <w:abstractNumId w:val="12"/>
+  </w:num>
+  <w:abstractNum w:abstractNumId="13">
+    <w:multiLevelType w:val="singleLevel"/>
+    <w:lvl w:ilvl="0">
+      <w:start w:val="1"/>
+      <w:numFmt w:val="decimal"/>
+      <w:lvlText w:val="%1."/>
+      <w:lvlJc w:val="left"/>
+      <w:pPr>
+        <w:tabs>
+          <w:tab w:val="num" w:pos="540"/>
+        </w:tabs>
+        <w:ind w:left="540" w:hanging="279"/>
+        <w:spacing w:after="80" w:line="290" w:lineRule="auto"/>
+      </w:pPr>
+    </w:lvl>
+  </w:abstractNum>
+  <w:num w:numId="14">
+    <w:abstractNumId w:val="13"/>
+  </w:num>
+  <w:abstractNum w:abstractNumId="14">
+    <w:multiLevelType w:val="singleLevel"/>
+    <w:lvl w:ilvl="0">
+      <w:start w:val="1"/>
+      <w:numFmt w:val="decimal"/>
+      <w:lvlText w:val="%1."/>
+      <w:lvlJc w:val="left"/>
+      <w:pPr>
+        <w:tabs>
+          <w:tab w:val="num" w:pos="540"/>
+        </w:tabs>
+        <w:ind w:left="540" w:hanging="279"/>
+        <w:spacing w:after="80" w:line="290" w:lineRule="auto"/>
+      </w:pPr>
+    </w:lvl>
+  </w:abstractNum>
+  <w:num w:numId="15">
+    <w:abstractNumId w:val="14"/>
   </w:num>
 </w:numbering>
 </file>
@@ -17995,6 +18095,20 @@
       <w:rFonts w:ascii="Calibri" w:hAnsi="Calibri" w:eastAsia="Microsoft YaHei"/>
       <w:color w:val="203748"/>
       <w:sz w:val="24"/>
+    </w:rPr>
+  </w:style>
+  <w:style w:type="paragraph" w:customStyle="1" w:styleId="Formula">
+    <w:name w:val="Formula"/>
+    <w:pPr>
+      <w:keepLines/>
+      <w:spacing w:before="100" w:after="200"/>
+      <w:jc w:val="center"/>
+    </w:pPr>
+    <w:rPr>
+      <w:rFonts w:ascii="Calibri" w:hAnsi="Calibri" w:eastAsia="Microsoft YaHei"/>
+      <w:b/>
+      <w:color w:val="203748"/>
+      <w:sz w:val="21"/>
     </w:rPr>
   </w:style>
 </w:styles>
